--- a/UI_UX/лабораторные/Лабораторная работа №11.docx
+++ b/UI_UX/лабораторные/Лабораторная работа №11.docx
@@ -11,7 +11,6 @@
           <w:b/>
           <w:sz w:val="28"/>
           <w:szCs w:val="28"/>
-          <w:lang w:val="en-US"/>
         </w:rPr>
       </w:pPr>
       <w:r>
@@ -38,7 +37,6 @@
           <w:b/>
           <w:sz w:val="28"/>
           <w:szCs w:val="28"/>
-          <w:lang w:val="en-US"/>
         </w:rPr>
         <w:t>1</w:t>
       </w:r>
@@ -1053,7 +1051,7 @@
           <w:lang w:eastAsia="ru-RU"/>
         </w:rPr>
         <w:drawing>
-          <wp:inline distT="0" distB="0" distL="0" distR="0">
+          <wp:inline distT="0" distB="0" distL="0" distR="0" wp14:anchorId="15FCF041" wp14:editId="239999D3">
             <wp:extent cx="3689968" cy="2770040"/>
             <wp:effectExtent l="0" t="0" r="6350" b="0"/>
             <wp:docPr id="2" name="Рисунок 2" descr="C:\Users\Say My Name\Downloads\image 17.jpg"/>
@@ -1392,7 +1390,7 @@
           <w:lang w:eastAsia="ru-RU"/>
         </w:rPr>
         <w:drawing>
-          <wp:inline distT="0" distB="0" distL="0" distR="0" wp14:anchorId="5C2D3DBB" wp14:editId="4EA6168F">
+          <wp:inline distT="0" distB="0" distL="0" distR="0" wp14:anchorId="56AEED92" wp14:editId="0FDCE38B">
             <wp:extent cx="3855720" cy="2893132"/>
             <wp:effectExtent l="0" t="0" r="0" b="2540"/>
             <wp:docPr id="11" name="Рисунок 11" descr="C:\Users\Say My Name\Downloads\image 89.jpg"/>
@@ -1639,7 +1637,7 @@
         </w:rPr>
         <w:lastRenderedPageBreak/>
         <w:drawing>
-          <wp:inline distT="0" distB="0" distL="0" distR="0" wp14:anchorId="66948B12" wp14:editId="6BA831BD">
+          <wp:inline distT="0" distB="0" distL="0" distR="0" wp14:anchorId="2811F562" wp14:editId="53FF78AF">
             <wp:extent cx="3352800" cy="2515767"/>
             <wp:effectExtent l="0" t="0" r="0" b="0"/>
             <wp:docPr id="18" name="Рисунок 18" descr="C:\Users\Say My Name\Downloads\image 93.jpg"/>
@@ -1902,7 +1900,7 @@
           <w:lang w:eastAsia="ru-RU"/>
         </w:rPr>
         <w:drawing>
-          <wp:inline distT="0" distB="0" distL="0" distR="0">
+          <wp:inline distT="0" distB="0" distL="0" distR="0" wp14:anchorId="0AC5A160" wp14:editId="5ACCA482">
             <wp:extent cx="4018201" cy="3017520"/>
             <wp:effectExtent l="0" t="0" r="1905" b="0"/>
             <wp:docPr id="4" name="Рисунок 4" descr="C:\Users\Say My Name\Downloads\image 17 (1).jpg"/>
@@ -2206,7 +2204,7 @@
           <w:lang w:eastAsia="ru-RU"/>
         </w:rPr>
         <w:drawing>
-          <wp:inline distT="0" distB="0" distL="0" distR="0">
+          <wp:inline distT="0" distB="0" distL="0" distR="0" wp14:anchorId="77CFF7C0" wp14:editId="00606981">
             <wp:extent cx="2621280" cy="1965960"/>
             <wp:effectExtent l="0" t="0" r="7620" b="0"/>
             <wp:docPr id="6" name="Рисунок 6" descr="C:\Users\Say My Name\Downloads\image 96.jpg"/>
@@ -2509,7 +2507,7 @@
           <w:lang w:eastAsia="ru-RU"/>
         </w:rPr>
         <w:drawing>
-          <wp:inline distT="0" distB="0" distL="0" distR="0" wp14:anchorId="4BFD433A" wp14:editId="4E08EC19">
+          <wp:inline distT="0" distB="0" distL="0" distR="0" wp14:anchorId="0DBC2AF2" wp14:editId="06C8386C">
             <wp:extent cx="2758440" cy="2067944"/>
             <wp:effectExtent l="0" t="0" r="3810" b="8890"/>
             <wp:docPr id="8" name="Рисунок 8" descr="C:\Users\Say My Name\Downloads\image 17 (2).jpg"/>
@@ -2741,7 +2739,7 @@
           <w:lang w:eastAsia="ru-RU"/>
         </w:rPr>
         <w:drawing>
-          <wp:inline distT="0" distB="0" distL="0" distR="0">
+          <wp:inline distT="0" distB="0" distL="0" distR="0" wp14:anchorId="4A29330C" wp14:editId="29983F04">
             <wp:extent cx="2773680" cy="2079370"/>
             <wp:effectExtent l="0" t="0" r="7620" b="0"/>
             <wp:docPr id="10" name="Рисунок 10" descr="C:\Users\Say My Name\Downloads\image 99.jpg"/>
@@ -2980,7 +2978,7 @@
           <w:lang w:eastAsia="ru-RU"/>
         </w:rPr>
         <w:drawing>
-          <wp:inline distT="0" distB="0" distL="0" distR="0">
+          <wp:inline distT="0" distB="0" distL="0" distR="0" wp14:anchorId="50B63878" wp14:editId="79A14063">
             <wp:extent cx="2651760" cy="1988820"/>
             <wp:effectExtent l="0" t="0" r="0" b="0"/>
             <wp:docPr id="13" name="Рисунок 13" descr="C:\Users\Say My Name\Downloads\image 104.jpg"/>
@@ -3269,7 +3267,7 @@
           <w:lang w:eastAsia="ru-RU"/>
         </w:rPr>
         <w:drawing>
-          <wp:inline distT="0" distB="0" distL="0" distR="0" wp14:anchorId="6BE247B1" wp14:editId="62E543DD">
+          <wp:inline distT="0" distB="0" distL="0" distR="0" wp14:anchorId="3A300C47" wp14:editId="6053D270">
             <wp:extent cx="2651760" cy="1988820"/>
             <wp:effectExtent l="0" t="0" r="0" b="0"/>
             <wp:docPr id="14" name="Рисунок 14" descr="C:\Users\Say My Name\Downloads\image 104.jpg"/>
@@ -3502,7 +3500,6 @@
           <w:rFonts w:ascii="Times New Roman" w:hAnsi="Times New Roman" w:cs="Times New Roman"/>
           <w:sz w:val="28"/>
           <w:szCs w:val="28"/>
-          <w:lang w:val="en-US"/>
         </w:rPr>
         <w:t>10</w:t>
       </w:r>
@@ -4535,13 +4532,17 @@
         <w:jc w:val="both"/>
         <w:rPr>
           <w:rFonts w:ascii="Times New Roman" w:hAnsi="Times New Roman" w:cs="Times New Roman"/>
-          <w:sz w:val="28"/>
-          <w:szCs w:val="28"/>
-        </w:rPr>
-      </w:pPr>
-      <w:r>
-        <w:rPr>
-          <w:rFonts w:ascii="Times New Roman" w:hAnsi="Times New Roman" w:cs="Times New Roman"/>
+          <w:b/>
+          <w:bCs/>
+          <w:sz w:val="28"/>
+          <w:szCs w:val="28"/>
+        </w:rPr>
+      </w:pPr>
+      <w:r>
+        <w:rPr>
+          <w:rFonts w:ascii="Times New Roman" w:hAnsi="Times New Roman" w:cs="Times New Roman"/>
+          <w:b/>
+          <w:bCs/>
           <w:sz w:val="28"/>
           <w:szCs w:val="28"/>
         </w:rPr>
